--- a/docs/Design_Concept_Changes1.docx
+++ b/docs/Design_Concept_Changes1.docx
@@ -20,13 +20,37 @@
           </w:tcPr>
           <w:p>
             <w:r>
-              <w:t>This is the old page that will be replaced by the new look and feel, it will be a crash and burn, all aesthetics needs to change make sure that the old look and feel is not preserved, but translate the controls, if no controls have been defined in the html use the “</w:t>
+              <w:t>This is the old page that will be replaced by the new look and feel, it will be a crash and burn, all aesthetics needs to change</w:t>
+            </w:r>
+            <w:r>
+              <w:t>,</w:t>
+            </w:r>
+            <w:r>
+              <w:t xml:space="preserve"> make sure that the old look and feel is not preserved, but translate the controls, if no controls have been defined in the html</w:t>
+            </w:r>
+            <w:r>
+              <w:t xml:space="preserve"> below, then </w:t>
+            </w:r>
+            <w:r>
+              <w:t>use the “</w:t>
             </w:r>
             <w:r>
               <w:t>docs\DESIGN_CONCEPT.md</w:t>
             </w:r>
             <w:r>
-              <w:t xml:space="preserve">” to complete the new look and feel. </w:t>
+              <w:t xml:space="preserve">” </w:t>
+            </w:r>
+            <w:r>
+              <w:t xml:space="preserve">as guidance </w:t>
+            </w:r>
+            <w:r>
+              <w:t>to complete the new look and feel</w:t>
+            </w:r>
+            <w:r>
+              <w:t>, test against this design concept</w:t>
+            </w:r>
+            <w:r>
+              <w:t xml:space="preserve">. </w:t>
             </w:r>
             <w:r>
               <w:br/>
@@ -70,26 +94,19 @@
               </w:rPr>
             </w:pPr>
             <w:r>
-              <w:br/>
               <w:t>All the functionality from the current /admin should be translated to the new look and feel, instead of having expanding sections, all the options should be listed in the new Admin menu, and instead of displaying the description of the section add the description to the tooltip. Merge “</w:t>
             </w:r>
             <w:r>
-              <w:t>Audit Exports and Archive</w:t>
-            </w:r>
-            <w:r>
-              <w:t>” and “</w:t>
-            </w:r>
-            <w:r>
-              <w:t>Retention Cleanup</w:t>
-            </w:r>
-            <w:r>
-              <w:t>” into a single option called “Audit Log”</w:t>
-            </w:r>
-            <w:r>
-              <w:t xml:space="preserve"> and generate a new tooltip description.  </w:t>
-            </w:r>
-            <w:r>
-              <w:t>Mapping, “Access and Roles” is “User Management”, all functionality should be move to the new look and feel.</w:t>
+              <w:t>Audit Exports and Archive” and “Retention Cleanup” into a single option called “Audit Log”</w:t>
+            </w:r>
+            <w:r>
+              <w:t xml:space="preserve"> and generate a new tooltip description.  Mapping, “Access and Roles” is “User Management”, all </w:t>
+            </w:r>
+            <w:r>
+              <w:t>functionalities</w:t>
+            </w:r>
+            <w:r>
+              <w:t xml:space="preserve"> should be move to the new look and feel.</w:t>
             </w:r>
           </w:p>
         </w:tc>
@@ -101,6 +118,9 @@
           </w:tcPr>
           <w:p>
             <w:r>
+              <w:rPr>
+                <w:noProof/>
+              </w:rPr>
               <w:drawing>
                 <wp:inline distT="0" distB="0" distL="0" distR="0" wp14:anchorId="3F243983" wp14:editId="72D95426">
                   <wp:extent cx="4660900" cy="2515897"/>
@@ -117,7 +137,7 @@
                           <pic:cNvPicPr/>
                         </pic:nvPicPr>
                         <pic:blipFill>
-                          <a:blip r:embed="rId4"/>
+                          <a:blip r:embed="rId7"/>
                           <a:stretch>
                             <a:fillRect/>
                           </a:stretch>
@@ -145,6 +165,9 @@
           </w:tcPr>
           <w:p>
             <w:r>
+              <w:rPr>
+                <w:noProof/>
+              </w:rPr>
               <w:drawing>
                 <wp:inline distT="0" distB="0" distL="0" distR="0" wp14:anchorId="07CE8225" wp14:editId="18638595">
                   <wp:extent cx="4667120" cy="2495550"/>
@@ -161,7 +184,7 @@
                           <pic:cNvPicPr/>
                         </pic:nvPicPr>
                         <pic:blipFill>
-                          <a:blip r:embed="rId5"/>
+                          <a:blip r:embed="rId8"/>
                           <a:stretch>
                             <a:fillRect/>
                           </a:stretch>
@@ -208,6 +231,14 @@
       </w:r>
       <w:r>
         <w:t>old toggle.</w:t>
+      </w:r>
+    </w:p>
+    <w:p>
+      <w:pPr>
+        <w:ind w:left="-142"/>
+      </w:pPr>
+      <w:r>
+        <w:t>Create a new css for all these new designs since we will be retiring the old once we move all pages to the new design.</w:t>
       </w:r>
     </w:p>
     <w:p>
@@ -830,6 +861,7 @@
   <w:style w:type="character" w:default="1" w:styleId="DefaultParagraphFont">
     <w:name w:val="Default Paragraph Font"/>
     <w:uiPriority w:val="1"/>
+    <w:semiHidden/>
     <w:unhideWhenUsed/>
   </w:style>
   <w:style w:type="table" w:default="1" w:styleId="TableNormal">
@@ -1460,6 +1492,26 @@
 </file>
 
 <file path=customXml/item1.xml><?xml version="1.0" encoding="utf-8"?>
+<p:properties xmlns:p="http://schemas.microsoft.com/office/2006/metadata/properties" xmlns:xsi="http://www.w3.org/2001/XMLSchema-instance" xmlns:pc="http://schemas.microsoft.com/office/infopath/2007/PartnerControls">
+  <documentManagement>
+    <lcf76f155ced4ddcb4097134ff3c332f xmlns="47723392-a765-41bc-b9ee-fd7482e5847f">
+      <Terms xmlns="http://schemas.microsoft.com/office/infopath/2007/PartnerControls"/>
+    </lcf76f155ced4ddcb4097134ff3c332f>
+    <TaxCatchAll xmlns="82adb63b-64cb-4705-af84-9d7ad6e19150" xsi:nil="true"/>
+  </documentManagement>
+</p:properties>
+</file>
+
+<file path=customXml/item2.xml><?xml version="1.0" encoding="utf-8"?>
+<?mso-contentType ?>
+<FormTemplates xmlns="http://schemas.microsoft.com/sharepoint/v3/contenttype/forms">
+  <Display>DocumentLibraryForm</Display>
+  <Edit>DocumentLibraryForm</Edit>
+  <New>DocumentLibraryForm</New>
+</FormTemplates>
+</file>
+
+<file path=customXml/item3.xml><?xml version="1.0" encoding="utf-8"?>
 <ct:contentTypeSchema xmlns:ct="http://schemas.microsoft.com/office/2006/metadata/contentType" xmlns:ma="http://schemas.microsoft.com/office/2006/metadata/properties/metaAttributes" ct:_="" ma:_="" ma:contentTypeName="Document" ma:contentTypeID="0x010100D7611E6AA8535241BE29FC51227849F5" ma:contentTypeVersion="11" ma:contentTypeDescription="Create a new document." ma:contentTypeScope="" ma:versionID="4b22b591c70cd4719a8d50b27ab446fb">
   <xsd:schema xmlns:xsd="http://www.w3.org/2001/XMLSchema" xmlns:xs="http://www.w3.org/2001/XMLSchema" xmlns:p="http://schemas.microsoft.com/office/2006/metadata/properties" xmlns:ns2="47723392-a765-41bc-b9ee-fd7482e5847f" xmlns:ns3="82adb63b-64cb-4705-af84-9d7ad6e19150" targetNamespace="http://schemas.microsoft.com/office/2006/metadata/properties" ma:root="true" ma:fieldsID="3a646c42cbdcaf3a16f122eb6183c9eb" ns2:_="" ns3:_="">
     <xsd:import namespace="47723392-a765-41bc-b9ee-fd7482e5847f"/>
@@ -1654,34 +1706,40 @@
 </ct:contentTypeSchema>
 </file>
 
-<file path=customXml/item2.xml><?xml version="1.0" encoding="utf-8"?>
-<?mso-contentType ?>
-<FormTemplates xmlns="http://schemas.microsoft.com/sharepoint/v3/contenttype/forms">
-  <Display>DocumentLibraryForm</Display>
-  <Edit>DocumentLibraryForm</Edit>
-  <New>DocumentLibraryForm</New>
-</FormTemplates>
-</file>
-
-<file path=customXml/item3.xml><?xml version="1.0" encoding="utf-8"?>
-<p:properties xmlns:p="http://schemas.microsoft.com/office/2006/metadata/properties" xmlns:xsi="http://www.w3.org/2001/XMLSchema-instance" xmlns:pc="http://schemas.microsoft.com/office/infopath/2007/PartnerControls">
-  <documentManagement>
-    <lcf76f155ced4ddcb4097134ff3c332f xmlns="47723392-a765-41bc-b9ee-fd7482e5847f">
-      <Terms xmlns="http://schemas.microsoft.com/office/infopath/2007/PartnerControls"/>
-    </lcf76f155ced4ddcb4097134ff3c332f>
-    <TaxCatchAll xmlns="82adb63b-64cb-4705-af84-9d7ad6e19150" xsi:nil="true"/>
-  </documentManagement>
-</p:properties>
-</file>
-
 <file path=customXml/itemProps1.xml><?xml version="1.0" encoding="utf-8"?>
-<ds:datastoreItem xmlns:ds="http://schemas.openxmlformats.org/officeDocument/2006/customXml" ds:itemID="{AF6BD340-E8E0-416B-9C87-6A580745AE1B}"/>
+<ds:datastoreItem xmlns:ds="http://schemas.openxmlformats.org/officeDocument/2006/customXml" ds:itemID="{C2C32F7C-68BC-47FF-872A-B4FC5791E7B5}">
+  <ds:schemaRefs>
+    <ds:schemaRef ds:uri="http://schemas.microsoft.com/office/2006/metadata/properties"/>
+    <ds:schemaRef ds:uri="http://schemas.microsoft.com/office/infopath/2007/PartnerControls"/>
+    <ds:schemaRef ds:uri="47723392-a765-41bc-b9ee-fd7482e5847f"/>
+    <ds:schemaRef ds:uri="82adb63b-64cb-4705-af84-9d7ad6e19150"/>
+  </ds:schemaRefs>
+</ds:datastoreItem>
 </file>
 
 <file path=customXml/itemProps2.xml><?xml version="1.0" encoding="utf-8"?>
-<ds:datastoreItem xmlns:ds="http://schemas.openxmlformats.org/officeDocument/2006/customXml" ds:itemID="{0D5E402E-5BA5-431B-9A2D-FAE43C6EA26B}"/>
+<ds:datastoreItem xmlns:ds="http://schemas.openxmlformats.org/officeDocument/2006/customXml" ds:itemID="{0D5E402E-5BA5-431B-9A2D-FAE43C6EA26B}">
+  <ds:schemaRefs>
+    <ds:schemaRef ds:uri="http://schemas.microsoft.com/sharepoint/v3/contenttype/forms"/>
+  </ds:schemaRefs>
+</ds:datastoreItem>
 </file>
 
 <file path=customXml/itemProps3.xml><?xml version="1.0" encoding="utf-8"?>
-<ds:datastoreItem xmlns:ds="http://schemas.openxmlformats.org/officeDocument/2006/customXml" ds:itemID="{C2C32F7C-68BC-47FF-872A-B4FC5791E7B5}"/>
+<ds:datastoreItem xmlns:ds="http://schemas.openxmlformats.org/officeDocument/2006/customXml" ds:itemID="{AF6BD340-E8E0-416B-9C87-6A580745AE1B}">
+  <ds:schemaRefs>
+    <ds:schemaRef ds:uri="http://schemas.microsoft.com/office/2006/metadata/contentType"/>
+    <ds:schemaRef ds:uri="http://schemas.microsoft.com/office/2006/metadata/properties/metaAttributes"/>
+    <ds:schemaRef ds:uri="http://www.w3.org/2001/XMLSchema"/>
+    <ds:schemaRef ds:uri="http://schemas.microsoft.com/office/2006/metadata/properties"/>
+    <ds:schemaRef ds:uri="47723392-a765-41bc-b9ee-fd7482e5847f"/>
+    <ds:schemaRef ds:uri="82adb63b-64cb-4705-af84-9d7ad6e19150"/>
+    <ds:schemaRef ds:uri="http://schemas.microsoft.com/office/2006/documentManagement/types"/>
+    <ds:schemaRef ds:uri="http://schemas.microsoft.com/office/infopath/2007/PartnerControls"/>
+    <ds:schemaRef ds:uri="http://schemas.openxmlformats.org/package/2006/metadata/core-properties"/>
+    <ds:schemaRef ds:uri="http://purl.org/dc/elements/1.1/"/>
+    <ds:schemaRef ds:uri="http://purl.org/dc/terms/"/>
+    <ds:schemaRef ds:uri="http://schemas.microsoft.com/internal/obd"/>
+  </ds:schemaRefs>
+</ds:datastoreItem>
 </file>